--- a/about/Henry_biosketch.docx
+++ b/about/Henry_biosketch.docx
@@ -1772,27 +1772,7 @@
           <w:szCs w:val="22"/>
         </w:rPr>
         <w:br/>
-        <w:t xml:space="preserve">A significant portion of my work investigates how substance </w:t>
-      </w:r>
-      <w:proofErr w:type="gramStart"/>
-      <w:r>
-        <w:rPr>
-          <w:rFonts w:ascii="Arial" w:hAnsi="Arial" w:cs="Arial"/>
-          <w:color w:val="404040"/>
-          <w:sz w:val="22"/>
-          <w:szCs w:val="22"/>
-        </w:rPr>
-        <w:t>use</w:t>
-      </w:r>
-      <w:proofErr w:type="gramEnd"/>
-      <w:r>
-        <w:rPr>
-          <w:rFonts w:ascii="Arial" w:hAnsi="Arial" w:cs="Arial"/>
-          <w:color w:val="404040"/>
-          <w:sz w:val="22"/>
-          <w:szCs w:val="22"/>
-        </w:rPr>
-        <w:t xml:space="preserve"> and related behaviors are transmitted across generations within families. Using data from the Rochester Intergenerational Study, my research focuses on identifying the mechanisms—such as parental age at first birth, offspring peer networks, and concurrent parental use—that explain both continuity and discontinuity in risk, providing insights for targeted prevention strategies.</w:t>
+        <w:t>A significant portion of my work investigates how substance use and related behaviors are transmitted across generations within families. Using data from the Rochester Intergenerational Study, my research focuses on identifying the mechanisms—such as parental age at first birth, offspring peer networks, and concurrent parental use—that explain both continuity and discontinuity in risk, providing insights for targeted prevention strategies.</w:t>
       </w:r>
     </w:p>
     <w:p>
@@ -1902,27 +1882,7 @@
           <w:szCs w:val="22"/>
         </w:rPr>
         <w:lastRenderedPageBreak/>
-        <w:t>Henry, K.L., </w:t>
-      </w:r>
-      <w:proofErr w:type="spellStart"/>
-      <w:r>
-        <w:rPr>
-          <w:rFonts w:ascii="Arial" w:hAnsi="Arial" w:cs="Arial"/>
-          <w:color w:val="404040"/>
-          <w:sz w:val="22"/>
-          <w:szCs w:val="22"/>
-        </w:rPr>
-        <w:t>Agbeke</w:t>
-      </w:r>
-      <w:proofErr w:type="spellEnd"/>
-      <w:r>
-        <w:rPr>
-          <w:rFonts w:ascii="Arial" w:hAnsi="Arial" w:cs="Arial"/>
-          <w:color w:val="404040"/>
-          <w:sz w:val="22"/>
-          <w:szCs w:val="22"/>
-        </w:rPr>
-        <w:t>, D.V., Tiberio, S.S., Kerr, D.C.R., Capaldi, D.M., Bailey, J.A., &amp; Epstein, M. (2021). Does parents' age at first birth moderate intergenerational continuity in early-onset cannabis use? </w:t>
+        <w:t>Henry, K.L., Agbeke, D.V., Tiberio, S.S., Kerr, D.C.R., Capaldi, D.M., Bailey, J.A., &amp; Epstein, M. (2021). Does parents' age at first birth moderate intergenerational continuity in early-onset cannabis use? </w:t>
       </w:r>
       <w:r>
         <w:rPr>
@@ -2318,27 +2278,7 @@
           <w:sz w:val="22"/>
           <w:szCs w:val="22"/>
         </w:rPr>
-        <w:t xml:space="preserve">Buller, D. B., Buller, M. K., Meenan, R., Cutter, G. R., </w:t>
-      </w:r>
-      <w:proofErr w:type="spellStart"/>
-      <w:r>
-        <w:rPr>
-          <w:rFonts w:ascii="Arial" w:hAnsi="Arial" w:cs="Arial"/>
-          <w:color w:val="404040"/>
-          <w:sz w:val="22"/>
-          <w:szCs w:val="22"/>
-        </w:rPr>
-        <w:t>Berteletti</w:t>
-      </w:r>
-      <w:proofErr w:type="spellEnd"/>
-      <w:r>
-        <w:rPr>
-          <w:rFonts w:ascii="Arial" w:hAnsi="Arial" w:cs="Arial"/>
-          <w:color w:val="404040"/>
-          <w:sz w:val="22"/>
-          <w:szCs w:val="22"/>
-        </w:rPr>
-        <w:t>, J., Henry, K. L., Kinsey, A., Adjei, I., &amp; Chirico, N. (</w:t>
+        <w:t>Buller, D. B., Buller, M. K., Meenan, R., Cutter, G. R., Berteletti, J., Henry, K. L., Kinsey, A., Adjei, I., &amp; Chirico, N. (</w:t>
       </w:r>
       <w:r>
         <w:rPr>
@@ -5801,6 +5741,24 @@
 </file>
 
 <file path=customXml/item1.xml><?xml version="1.0" encoding="utf-8"?>
+<?mso-contentType ?>
+<FormTemplates xmlns="http://schemas.microsoft.com/sharepoint/v3/contenttype/forms">
+  <Display>DocumentLibraryForm</Display>
+  <Edit>DocumentLibraryForm</Edit>
+  <New>DocumentLibraryForm</New>
+</FormTemplates>
+</file>
+
+<file path=customXml/item2.xml><?xml version="1.0" encoding="utf-8"?>
+<p:properties xmlns:p="http://schemas.microsoft.com/office/2006/metadata/properties" xmlns:xsi="http://www.w3.org/2001/XMLSchema-instance" xmlns:pc="http://schemas.microsoft.com/office/infopath/2007/PartnerControls">
+  <documentManagement>
+    <_ip_UnifiedCompliancePolicyUIAction xmlns="http://schemas.microsoft.com/sharepoint/v3" xsi:nil="true"/>
+    <_ip_UnifiedCompliancePolicyProperties xmlns="http://schemas.microsoft.com/sharepoint/v3" xsi:nil="true"/>
+  </documentManagement>
+</p:properties>
+</file>
+
+<file path=customXml/item3.xml><?xml version="1.0" encoding="utf-8"?>
 <ct:contentTypeSchema xmlns:ct="http://schemas.microsoft.com/office/2006/metadata/contentType" xmlns:ma="http://schemas.microsoft.com/office/2006/metadata/properties/metaAttributes" ct:_="" ma:_="" ma:contentTypeName="Document" ma:contentTypeID="0x01010027100C7699C73A498CB057F667D9CD99" ma:contentTypeVersion="14" ma:contentTypeDescription="Create a new document." ma:contentTypeScope="" ma:versionID="da1b2f359c56964e8a9e5ba2f4a7bb8e">
   <xsd:schema xmlns:xsd="http://www.w3.org/2001/XMLSchema" xmlns:xs="http://www.w3.org/2001/XMLSchema" xmlns:p="http://schemas.microsoft.com/office/2006/metadata/properties" xmlns:ns1="http://schemas.microsoft.com/sharepoint/v3" xmlns:ns3="0b516ab0-04e4-4c88-99cd-523706b96b1a" xmlns:ns4="589fc4a7-9825-4918-b2d3-6237c872ffbf" targetNamespace="http://schemas.microsoft.com/office/2006/metadata/properties" ma:root="true" ma:fieldsID="13579475e6e87a3a4fadde96db207311" ns1:_="" ns3:_="" ns4:_="">
     <xsd:import namespace="http://schemas.microsoft.com/sharepoint/v3"/>
@@ -6034,25 +5992,25 @@
 </ct:contentTypeSchema>
 </file>
 
-<file path=customXml/item2.xml><?xml version="1.0" encoding="utf-8"?>
-<p:properties xmlns:p="http://schemas.microsoft.com/office/2006/metadata/properties" xmlns:xsi="http://www.w3.org/2001/XMLSchema-instance" xmlns:pc="http://schemas.microsoft.com/office/infopath/2007/PartnerControls">
-  <documentManagement>
-    <_ip_UnifiedCompliancePolicyUIAction xmlns="http://schemas.microsoft.com/sharepoint/v3" xsi:nil="true"/>
-    <_ip_UnifiedCompliancePolicyProperties xmlns="http://schemas.microsoft.com/sharepoint/v3" xsi:nil="true"/>
-  </documentManagement>
-</p:properties>
+<file path=customXml/itemProps1.xml><?xml version="1.0" encoding="utf-8"?>
+<ds:datastoreItem xmlns:ds="http://schemas.openxmlformats.org/officeDocument/2006/customXml" ds:itemID="{3A4A9A40-AA55-4CBA-93F5-B14C65A49478}">
+  <ds:schemaRefs>
+    <ds:schemaRef ds:uri="http://schemas.microsoft.com/sharepoint/v3/contenttype/forms"/>
+  </ds:schemaRefs>
+</ds:datastoreItem>
 </file>
 
-<file path=customXml/item3.xml><?xml version="1.0" encoding="utf-8"?>
-<?mso-contentType ?>
-<FormTemplates xmlns="http://schemas.microsoft.com/sharepoint/v3/contenttype/forms">
-  <Display>DocumentLibraryForm</Display>
-  <Edit>DocumentLibraryForm</Edit>
-  <New>DocumentLibraryForm</New>
-</FormTemplates>
+<file path=customXml/itemProps2.xml><?xml version="1.0" encoding="utf-8"?>
+<ds:datastoreItem xmlns:ds="http://schemas.openxmlformats.org/officeDocument/2006/customXml" ds:itemID="{2A76CE26-06FF-4835-817C-1A5CD3E7E1B8}">
+  <ds:schemaRefs>
+    <ds:schemaRef ds:uri="http://schemas.microsoft.com/office/2006/metadata/properties"/>
+    <ds:schemaRef ds:uri="http://schemas.microsoft.com/office/infopath/2007/PartnerControls"/>
+    <ds:schemaRef ds:uri="http://schemas.microsoft.com/sharepoint/v3"/>
+  </ds:schemaRefs>
+</ds:datastoreItem>
 </file>
 
-<file path=customXml/itemProps1.xml><?xml version="1.0" encoding="utf-8"?>
+<file path=customXml/itemProps3.xml><?xml version="1.0" encoding="utf-8"?>
 <ds:datastoreItem xmlns:ds="http://schemas.openxmlformats.org/officeDocument/2006/customXml" ds:itemID="{89D37666-E58B-431B-B07E-592DB74D629B}">
   <ds:schemaRefs>
     <ds:schemaRef ds:uri="http://schemas.microsoft.com/office/2006/metadata/contentType"/>
@@ -6072,24 +6030,6 @@
 </ds:datastoreItem>
 </file>
 
-<file path=customXml/itemProps2.xml><?xml version="1.0" encoding="utf-8"?>
-<ds:datastoreItem xmlns:ds="http://schemas.openxmlformats.org/officeDocument/2006/customXml" ds:itemID="{2A76CE26-06FF-4835-817C-1A5CD3E7E1B8}">
-  <ds:schemaRefs>
-    <ds:schemaRef ds:uri="http://schemas.microsoft.com/office/2006/metadata/properties"/>
-    <ds:schemaRef ds:uri="http://schemas.microsoft.com/office/infopath/2007/PartnerControls"/>
-    <ds:schemaRef ds:uri="http://schemas.microsoft.com/sharepoint/v3"/>
-  </ds:schemaRefs>
-</ds:datastoreItem>
-</file>
-
-<file path=customXml/itemProps3.xml><?xml version="1.0" encoding="utf-8"?>
-<ds:datastoreItem xmlns:ds="http://schemas.openxmlformats.org/officeDocument/2006/customXml" ds:itemID="{3A4A9A40-AA55-4CBA-93F5-B14C65A49478}">
-  <ds:schemaRefs>
-    <ds:schemaRef ds:uri="http://schemas.microsoft.com/sharepoint/v3/contenttype/forms"/>
-  </ds:schemaRefs>
-</ds:datastoreItem>
-</file>
-
 <file path=docMetadata/LabelInfo.xml><?xml version="1.0" encoding="utf-8"?>
 <clbl:labelList xmlns:clbl="http://schemas.microsoft.com/office/2020/mipLabelMetadata">
   <clbl:label id="{14b77578-9773-42d5-8507-251ca2dc2b06}" enabled="0" method="" siteId="{14b77578-9773-42d5-8507-251ca2dc2b06}" removed="1"/>
